--- a/portfolio_model/outputs/web/variant/report/portfolio_analysis_report.docx
+++ b/portfolio_model/outputs/web/variant/report/portfolio_analysis_report.docx
@@ -16,7 +16,7 @@
           <w:b w:val="0"/>
           <w:i/>
         </w:rPr>
-        <w:t>Prepared for: Laura Gao Portfolio | Generated 2026-10-11 23:52 UTC | Seed 42 | 10,000 simulations | Model v1.0.0</w:t>
+        <w:t>Prepared for: Laura Gao Portfolio | Generated 2026-10-11 23:55 UTC | Seed 42 | 10,000 simulations | Model v1.0.0</w:t>
       </w:r>
     </w:p>
     <w:p>

--- a/portfolio_model/outputs/web/variant/report/portfolio_analysis_report.docx
+++ b/portfolio_model/outputs/web/variant/report/portfolio_analysis_report.docx
@@ -16,7 +16,7 @@
           <w:b w:val="0"/>
           <w:i/>
         </w:rPr>
-        <w:t>Prepared for: Laura Gao Portfolio | Generated 2026-10-11 23:55 UTC | Seed 42 | 10,000 simulations | Model v1.0.0</w:t>
+        <w:t>Prepared for: Laura Gao Portfolio | Generated 2026-10-12 00:25 UTC | Seed 42 | 10,000 simulations | Model v1.0.0</w:t>
       </w:r>
     </w:p>
     <w:p>
@@ -18051,6 +18051,883 @@
         </w:tc>
       </w:tr>
     </w:tbl>
+    <w:p>
+      <w:r>
+        <w:br w:type="page"/>
+      </w:r>
+    </w:p>
+    <w:p>
+      <w:pPr>
+        <w:pStyle w:val="Heading1"/>
+      </w:pPr>
+      <w:r>
+        <w:t>Appendix B. Worked Examples From This Portfolio</w:t>
+      </w:r>
+    </w:p>
+    <w:p>
+      <w:r>
+        <w:rPr>
+          <w:b w:val="0"/>
+          <w:i/>
+        </w:rPr>
+        <w:t>Each headline metric below is recomputed from this run's own results. Nothing here is generated commentary: the numbers are the numbers the engines produced.</w:t>
+      </w:r>
+    </w:p>
+    <w:p>
+      <w:r>
+        <w:rPr>
+          <w:b/>
+          <w:i w:val="0"/>
+        </w:rPr>
+        <w:t>Weights source</w:t>
+      </w:r>
+    </w:p>
+    <w:p>
+      <w:r>
+        <w:rPr>
+          <w:b w:val="0"/>
+          <w:i w:val="0"/>
+        </w:rPr>
+        <w:t>Calculation: 7 holdings: ADBE 22.0%, CASH 12.5%, DIS 9.5%, DUOL 13.5%, IEF 4.3%, SHY 13.2%, VOO 25.0% = supplied</w:t>
+      </w:r>
+    </w:p>
+    <w:p>
+      <w:r>
+        <w:rPr>
+          <w:b w:val="0"/>
+          <w:i w:val="0"/>
+        </w:rPr>
+        <w:t>What it means for this portfolio: These weights are what every simulation starts from. Total invested contributions are $450,000, and the plan's obligation is $441,127.</w:t>
+      </w:r>
+    </w:p>
+    <w:p>
+      <w:r>
+        <w:rPr>
+          <w:b w:val="0"/>
+          <w:i/>
+        </w:rPr>
+        <w:t>The trap: Weights are renormalised to 100%. If your weights summed to 92%, everything is scaled up by 8.7% silently.</w:t>
+      </w:r>
+    </w:p>
+    <w:p>
+      <w:r>
+        <w:rPr>
+          <w:b w:val="0"/>
+          <w:i w:val="0"/>
+        </w:rPr>
+        <w:t>What to do: If the source is not what you intended, fix the spreadsheet column rather than the model.</w:t>
+      </w:r>
+    </w:p>
+    <w:p>
+      <w:r>
+        <w:rPr>
+          <w:b/>
+          <w:i w:val="0"/>
+        </w:rPr>
+        <w:t>HHI (concentration index)</w:t>
+      </w:r>
+    </w:p>
+    <w:p>
+      <w:r>
+        <w:rPr>
+          <w:b w:val="0"/>
+          <w:i w:val="0"/>
+        </w:rPr>
+        <w:t>Calculation: 0.220² + 0.125² + 0.095² + 0.135² + 0.043² + 0.132² + 0.250² = 0.1731 = 0.1731</w:t>
+      </w:r>
+    </w:p>
+    <w:p>
+      <w:r>
+        <w:rPr>
+          <w:b w:val="0"/>
+          <w:i w:val="0"/>
+        </w:rPr>
+        <w:t>What it means for this portfolio: With 7 holdings, a perfectly even portfolio would give 0.1429. Yours is 0.1731, so the concentration is real rather than nominal.</w:t>
+      </w:r>
+    </w:p>
+    <w:p>
+      <w:r>
+        <w:rPr>
+          <w:b w:val="0"/>
+          <w:i/>
+        </w:rPr>
+        <w:t>The trap: HHI sees position size only. Two 25% positions in perfectly correlated names look the same as two independent names.</w:t>
+      </w:r>
+    </w:p>
+    <w:p>
+      <w:r>
+        <w:rPr>
+          <w:b w:val="0"/>
+          <w:i w:val="0"/>
+        </w:rPr>
+        <w:t>What to do: Use it to argue concentration quantitatively instead of saying 'it feels concentrated'.</w:t>
+      </w:r>
+    </w:p>
+    <w:p>
+      <w:r>
+        <w:rPr>
+          <w:b/>
+          <w:i w:val="0"/>
+        </w:rPr>
+        <w:t>Effective number of independent bets</w:t>
+      </w:r>
+    </w:p>
+    <w:p>
+      <w:r>
+        <w:rPr>
+          <w:b w:val="0"/>
+          <w:i w:val="0"/>
+        </w:rPr>
+        <w:t>Calculation: 1 / 0.0353 = 5.78 = 5.78</w:t>
+      </w:r>
+    </w:p>
+    <w:p>
+      <w:r>
+        <w:rPr>
+          <w:b w:val="0"/>
+          <w:i w:val="0"/>
+        </w:rPr>
+        <w:t>What it means for this portfolio: You hold 7 positions but they behave like 5.78 independent bets. That is the number the funding probabilities are really built on.</w:t>
+      </w:r>
+    </w:p>
+    <w:p>
+      <w:r>
+        <w:rPr>
+          <w:b w:val="0"/>
+          <w:i/>
+        </w:rPr>
+        <w:t>The trap: It measures weight concentration, not correlation-adjusted independence, so it is an upper bound on real diversification.</w:t>
+      </w:r>
+    </w:p>
+    <w:p>
+      <w:r>
+        <w:rPr>
+          <w:b w:val="0"/>
+          <w:i w:val="0"/>
+        </w:rPr>
+        <w:t>What to do: The rule engine flags it when effective_n falls below 60% of the holding count.</w:t>
+      </w:r>
+    </w:p>
+    <w:p>
+      <w:r>
+        <w:rPr>
+          <w:b/>
+          <w:i w:val="0"/>
+        </w:rPr>
+        <w:t>Top 3 / 5 / 10 weight</w:t>
+      </w:r>
+    </w:p>
+    <w:p>
+      <w:r>
+        <w:rPr>
+          <w:b w:val="0"/>
+          <w:i w:val="0"/>
+        </w:rPr>
+        <w:t>Calculation: largest VOO 25.0%; top 3 = 60.5% of the portfolio = 60.5%</w:t>
+      </w:r>
+    </w:p>
+    <w:p>
+      <w:r>
+        <w:rPr>
+          <w:b w:val="0"/>
+          <w:i w:val="0"/>
+        </w:rPr>
+        <w:t>What it means for this portfolio: Three positions carry 60.5% of the plan. If any one of them halves, the whole terminal value moves by roughly a third of that weight.</w:t>
+      </w:r>
+    </w:p>
+    <w:p>
+      <w:r>
+        <w:rPr>
+          <w:b w:val="0"/>
+          <w:i/>
+        </w:rPr>
+        <w:t>The trap: With fewer than 3 holdings the top-3 figure is simply 100%.</w:t>
+      </w:r>
+    </w:p>
+    <w:p>
+      <w:r>
+        <w:rPr>
+          <w:b w:val="0"/>
+          <w:i w:val="0"/>
+        </w:rPr>
+        <w:t>What to do: Compare against max_position_weight and max_sector_weight.</w:t>
+      </w:r>
+    </w:p>
+    <w:p>
+      <w:r>
+        <w:rPr>
+          <w:b/>
+          <w:i w:val="0"/>
+        </w:rPr>
+        <w:t>Correlation cluster</w:t>
+      </w:r>
+    </w:p>
+    <w:p>
+      <w:r>
+        <w:rPr>
+          <w:b w:val="0"/>
+          <w:i w:val="0"/>
+        </w:rPr>
+        <w:t>Calculation: IEF, SHY move together (mean correlation 0.78) and carry 17.5% together = 17.5%</w:t>
+      </w:r>
+    </w:p>
+    <w:p>
+      <w:r>
+        <w:rPr>
+          <w:b w:val="0"/>
+          <w:i w:val="0"/>
+        </w:rPr>
+        <w:t>What it means for this portfolio: Those 2 holdings are one bet. Treat their combined weight as a single exposure when you compare it to the 30.0% group cap.</w:t>
+      </w:r>
+    </w:p>
+    <w:p>
+      <w:r>
+        <w:rPr>
+          <w:b w:val="0"/>
+          <w:i/>
+        </w:rPr>
+        <w:t>The trap: Single-linkage can chain A-B and B-C into one cluster even when A-C correlation is modest.</w:t>
+      </w:r>
+    </w:p>
+    <w:p>
+      <w:r>
+        <w:rPr>
+          <w:b w:val="0"/>
+          <w:i w:val="0"/>
+        </w:rPr>
+        <w:t>What to do: Apply the correlated-group cap to the cluster, not to each member.</w:t>
+      </w:r>
+    </w:p>
+    <w:p>
+      <w:r>
+        <w:rPr>
+          <w:b/>
+          <w:i w:val="0"/>
+        </w:rPr>
+        <w:t>Required reserve (present value)</w:t>
+      </w:r>
+    </w:p>
+    <w:p>
+      <w:r>
+        <w:rPr>
+          <w:b w:val="0"/>
+          <w:i w:val="0"/>
+        </w:rPr>
+        <w:t>Calculation: $50,000/(1+0.029)^0 + $50,000/(1+0.029)^1 + $50,000/(1+0.029)^2 + $50,000/(1+0.029)^3 + $50,000/(1+0.029)^4 + $50,000/(1+0.029)^5 + $50,000/(1+0.029)^6 + $50,000/(1+0.029)^7 + $50,000/(1+0.029)^8 + $50,000/(1+0.029)^9 … = $441,127 = $441,127</w:t>
+      </w:r>
+    </w:p>
+    <w:p>
+      <w:r>
+        <w:rPr>
+          <w:b w:val="0"/>
+          <w:i w:val="0"/>
+        </w:rPr>
+        <w:t>What it means for this portfolio: 10 payments of $50,000 from 2033 to 2042, discounted at 2.9%, must be standing still in 2033. Everything above that is facility surplus.</w:t>
+      </w:r>
+    </w:p>
+    <w:p>
+      <w:r>
+        <w:rPr>
+          <w:b w:val="0"/>
+          <w:i/>
+        </w:rPr>
+        <w:t>The trap: It is a present value, not cash you must hold. A reserve exactly equal to it only works if the reserve keeps earning that rate.</w:t>
+      </w:r>
+    </w:p>
+    <w:p>
+      <w:r>
+        <w:rPr>
+          <w:b w:val="0"/>
+          <w:i w:val="0"/>
+        </w:rPr>
+        <w:t>What to do: If the discount rate is wrong, the obligation is wrong: 2.9% here, so test 2% and 4% before committing.</w:t>
+      </w:r>
+    </w:p>
+    <w:p>
+      <w:r>
+        <w:rPr>
+          <w:b/>
+          <w:i w:val="0"/>
+        </w:rPr>
+        <w:t>Terminal percentiles (p5 ... p95)</w:t>
+      </w:r>
+    </w:p>
+    <w:p>
+      <w:r>
+        <w:rPr>
+          <w:b w:val="0"/>
+          <w:i w:val="0"/>
+        </w:rPr>
+        <w:t>Calculation: 10,000 simulated outcomes of the 2033 value: p5=$443,354, p25=$561,481, p50=$662,701, p75=$789,459, p95=$1,009,200 = $662,701</w:t>
+      </w:r>
+    </w:p>
+    <w:p>
+      <w:r>
+        <w:rPr>
+          <w:b w:val="0"/>
+          <w:i w:val="0"/>
+        </w:rPr>
+        <w:t>What it means for this portfolio: The median is $662,701, but half the runs land below it. Against contributions of $450,000, the 5th percentile is $443,354 - that is the number the reserve decision should be sized from.</w:t>
+      </w:r>
+    </w:p>
+    <w:p>
+      <w:r>
+        <w:rPr>
+          <w:b w:val="0"/>
+          <w:i/>
+        </w:rPr>
+        <w:t>The trap: Percentiles from 10,000 simulations are stable to roughly +/-0.5pp in probability terms, not to the dollar.</w:t>
+      </w:r>
+    </w:p>
+    <w:p>
+      <w:r>
+        <w:rPr>
+          <w:b w:val="0"/>
+          <w:i w:val="0"/>
+        </w:rPr>
+        <w:t>What to do: Fund obligations from p5-p10, plan spending from p50.</w:t>
+      </w:r>
+    </w:p>
+    <w:p>
+      <w:r>
+        <w:rPr>
+          <w:b/>
+          <w:i w:val="0"/>
+        </w:rPr>
+        <w:t>Success: terminal &gt; contributions</w:t>
+      </w:r>
+    </w:p>
+    <w:p>
+      <w:r>
+        <w:rPr>
+          <w:b w:val="0"/>
+          <w:i w:val="0"/>
+        </w:rPr>
+        <w:t>Calculation: 9432 of 10,000 Monte Carlo paths end above $450,000 = 94.3%</w:t>
+      </w:r>
+    </w:p>
+    <w:p>
+      <w:r>
+        <w:rPr>
+          <w:b w:val="0"/>
+          <w:i w:val="0"/>
+        </w:rPr>
+        <w:t>What it means for this portfolio: Nominal success looks comfortable at 94.3%. Compare it with the bootstrap figure of 95.6%, which only uses sequences that actually happened.</w:t>
+      </w:r>
+    </w:p>
+    <w:p>
+      <w:r>
+        <w:rPr>
+          <w:b w:val="0"/>
+          <w:i/>
+        </w:rPr>
+        <w:t>The trap: Growing money in nominal terms while losing purchasing power still counts as success here.</w:t>
+      </w:r>
+    </w:p>
+    <w:p>
+      <w:r>
+        <w:rPr>
+          <w:b w:val="0"/>
+          <w:i w:val="0"/>
+        </w:rPr>
+        <w:t>What to do: Always read it next to prob_terminal_gt_real_start.</w:t>
+      </w:r>
+    </w:p>
+    <w:p>
+      <w:r>
+        <w:rPr>
+          <w:b/>
+          <w:i w:val="0"/>
+        </w:rPr>
+        <w:t>Probability all reserve payments funded</w:t>
+      </w:r>
+    </w:p>
+    <w:p>
+      <w:r>
+        <w:rPr>
+          <w:b w:val="0"/>
+          <w:i w:val="0"/>
+        </w:rPr>
+        <w:t>Calculation: Monte Carlo: 8340 of 10,000 paths fund all 10 payments; bootstrap: 1943 of 10,000 = 83.4% / 19.4%</w:t>
+      </w:r>
+    </w:p>
+    <w:p>
+      <w:r>
+        <w:rPr>
+          <w:b w:val="0"/>
+          <w:i w:val="0"/>
+        </w:rPr>
+        <w:t>What it means for this portfolio: This is the decision metric, and the two engines disagree: 83.4% against 19.4%. Plan against the lower one.</w:t>
+      </w:r>
+    </w:p>
+    <w:p>
+      <w:r>
+        <w:rPr>
+          <w:b w:val="0"/>
+          <w:i/>
+        </w:rPr>
+        <w:t>The trap: It requires the reserve to be intact at each payment date; a simulation that ends solvent but was empty in 2037 still fails.</w:t>
+      </w:r>
+    </w:p>
+    <w:p>
+      <w:r>
+        <w:rPr>
+          <w:b w:val="0"/>
+          <w:i w:val="0"/>
+        </w:rPr>
+        <w:t>What to do: Below the 90% rule threshold the engine raises a HIGH funding flag: extend the glide path, raise the buffer, or shrink payments.</w:t>
+      </w:r>
+    </w:p>
+    <w:p>
+      <w:r>
+        <w:rPr>
+          <w:b/>
+          <w:i w:val="0"/>
+        </w:rPr>
+        <w:t>CVaR / expected shortfall</w:t>
+      </w:r>
+    </w:p>
+    <w:p>
+      <w:r>
+        <w:rPr>
+          <w:b w:val="0"/>
+          <w:i w:val="0"/>
+        </w:rPr>
+        <w:t>Calculation: average of the worst 5% of bootstrap outcomes = 7.0% of invested capital = 7.0%</w:t>
+      </w:r>
+    </w:p>
+    <w:p>
+      <w:r>
+        <w:rPr>
+          <w:b w:val="0"/>
+          <w:i w:val="0"/>
+        </w:rPr>
+        <w:t>What it means for this portfolio: In the bad tail the average outcome is a loss of 7.0%</w:t>
+      </w:r>
+    </w:p>
+    <w:p>
+      <w:r>
+        <w:rPr>
+          <w:b w:val="0"/>
+          <w:i/>
+        </w:rPr>
+        <w:t>The trap: Terminal CVaR is measured on the 2033 outcome relative to contributions over six years, not on a month. It is a horizon loss, not a monthly one. A NEGATIVE CVaR is not an error: it means that even the worst 5% of simulated outcomes are, on average, still gains - the tail is not loss-making under these assumptions.</w:t>
+      </w:r>
+    </w:p>
+    <w:p>
+      <w:r>
+        <w:rPr>
+          <w:b w:val="0"/>
+          <w:i w:val="0"/>
+        </w:rPr>
+        <w:t>What to do: The rule engine raises a HIGH tail flag above 30% terminal CVaR95.</w:t>
+      </w:r>
+    </w:p>
+    <w:p>
+      <w:r>
+        <w:rPr>
+          <w:b/>
+          <w:i w:val="0"/>
+        </w:rPr>
+        <w:t>Max drawdown (growth phase)</w:t>
+      </w:r>
+    </w:p>
+    <w:p>
+      <w:r>
+        <w:rPr>
+          <w:b w:val="0"/>
+          <w:i w:val="0"/>
+        </w:rPr>
+        <w:t>Calculation: across the simulations the median worst peak-to-trough is -14.2% and the worst 5% of paths reach -24.8% = -24.8%</w:t>
+      </w:r>
+    </w:p>
+    <w:p>
+      <w:r>
+        <w:rPr>
+          <w:b w:val="0"/>
+          <w:i w:val="0"/>
+        </w:rPr>
+        <w:t>What it means for this portfolio: In the unlucky 5% of paths the portfolio falls 24.8% from its peak before the glide end, against a configured review trigger of 20%.</w:t>
+      </w:r>
+    </w:p>
+    <w:p>
+      <w:r>
+        <w:rPr>
+          <w:b w:val="0"/>
+          <w:i/>
+        </w:rPr>
+        <w:t>The trap: Measured on the growth phase only. Reserve-phase drawdowns are deliberately excluded because that money is already earmarked.</w:t>
+      </w:r>
+    </w:p>
+    <w:p>
+      <w:r>
+        <w:rPr>
+          <w:b w:val="0"/>
+          <w:i w:val="0"/>
+        </w:rPr>
+        <w:t>What to do: Above the 25% review trigger the engine raises a drawdown flag.</w:t>
+      </w:r>
+    </w:p>
+    <w:p>
+      <w:r>
+        <w:rPr>
+          <w:b/>
+          <w:i w:val="0"/>
+        </w:rPr>
+        <w:t>Glide path targets</w:t>
+      </w:r>
+    </w:p>
+    <w:p>
+      <w:r>
+        <w:rPr>
+          <w:b w:val="0"/>
+          <w:i w:val="0"/>
+        </w:rPr>
+        <w:t>Calculation: 2027: equity 70.0% → 2033: equity 35.0% = 35.0%</w:t>
+      </w:r>
+    </w:p>
+    <w:p>
+      <w:r>
+        <w:rPr>
+          <w:b w:val="0"/>
+          <w:i w:val="0"/>
+        </w:rPr>
+        <w:t>What it means for this portfolio: Equity moves from 70.0% to 35.0% across the plan - this schedule de-risks only if the end target is below the start weight. The simulations follow it mechanically, so changing the 2033 equity target changes every funding probability.</w:t>
+      </w:r>
+    </w:p>
+    <w:p>
+      <w:r>
+        <w:rPr>
+          <w:b w:val="0"/>
+          <w:i/>
+        </w:rPr>
+        <w:t>The trap: Glide path changes risk, not expected return much. Its value shows up in drawdown and reserve-funding probabilities, not in the median.</w:t>
+      </w:r>
+    </w:p>
+    <w:p>
+      <w:r>
+        <w:rPr>
+          <w:b w:val="0"/>
+          <w:i w:val="0"/>
+        </w:rPr>
+        <w:t>What to do: Compare the glide variants table: it re-runs the simulation with no glide path, linear, accelerating and custom.</w:t>
+      </w:r>
+    </w:p>
+    <w:p>
+      <w:r>
+        <w:rPr>
+          <w:b/>
+          <w:i w:val="0"/>
+        </w:rPr>
+        <w:t>Rebalancing band</w:t>
+      </w:r>
+    </w:p>
+    <w:p>
+      <w:r>
+        <w:rPr>
+          <w:b w:val="0"/>
+          <w:i w:val="0"/>
+        </w:rPr>
+        <w:t>Calculation: 0 of 3 classes sit outside the ±5.0% band = 0</w:t>
+      </w:r>
+    </w:p>
+    <w:p>
+      <w:r>
+        <w:rPr>
+          <w:b w:val="0"/>
+          <w:i w:val="0"/>
+        </w:rPr>
+        <w:t>What it means for this portfolio: With a 5.0% band and 0.1% transaction cost, 0 classes are currently outside the band.</w:t>
+      </w:r>
+    </w:p>
+    <w:p>
+      <w:r>
+        <w:rPr>
+          <w:b w:val="0"/>
+          <w:i/>
+        </w:rPr>
+        <w:t>The trap: Bands are tested on asset *class* weights at month end, not on individual holdings.</w:t>
+      </w:r>
+    </w:p>
+    <w:p>
+      <w:r>
+        <w:rPr>
+          <w:b w:val="0"/>
+          <w:i w:val="0"/>
+        </w:rPr>
+        <w:t>What to do: Check mean_turnover and mean_rebalances to see what the band actually costs.</w:t>
+      </w:r>
+    </w:p>
+    <w:p>
+      <w:r>
+        <w:rPr>
+          <w:b/>
+          <w:i w:val="0"/>
+        </w:rPr>
+        <w:t>Engine disagreement spread</w:t>
+      </w:r>
+    </w:p>
+    <w:p>
+      <w:r>
+        <w:rPr>
+          <w:b w:val="0"/>
+          <w:i w:val="0"/>
+        </w:rPr>
+        <w:t>Calculation: reserve funding: Monte Carlo 83.4% vs bootstrap 19.4% = a 64.0% spread = 64.0%</w:t>
+      </w:r>
+    </w:p>
+    <w:p>
+      <w:r>
+        <w:rPr>
+          <w:b w:val="0"/>
+          <w:i w:val="0"/>
+        </w:rPr>
+        <w:t>What it means for this portfolio: The engines disagree more than any single holding's weight. That is a statement about the assumptions, not about the portfolio.</w:t>
+      </w:r>
+    </w:p>
+    <w:p>
+      <w:r>
+        <w:rPr>
+          <w:b w:val="0"/>
+          <w:i/>
+        </w:rPr>
+        <w:t>The trap: The engines answer different questions, so some spread is expected. Only a spread in a decision-relevant metric matters.</w:t>
+      </w:r>
+    </w:p>
+    <w:p>
+      <w:r>
+        <w:rPr>
+          <w:b w:val="0"/>
+          <w:i w:val="0"/>
+        </w:rPr>
+        <w:t>What to do: Report ranges rather than point estimates, and decide on the more conservative engine.</w:t>
+      </w:r>
+    </w:p>
+    <w:p>
+      <w:r>
+        <w:rPr>
+          <w:b/>
+          <w:i w:val="0"/>
+        </w:rPr>
+        <w:t>P(bear at any point 2027-2032)</w:t>
+      </w:r>
+    </w:p>
+    <w:p>
+      <w:r>
+        <w:rPr>
+          <w:b w:val="0"/>
+          <w:i w:val="0"/>
+        </w:rPr>
+        <w:t>Calculation: the regime model puts 61.5% probability on at least one bear year between 2027 and 2032 = 61.5%</w:t>
+      </w:r>
+    </w:p>
+    <w:p>
+      <w:r>
+        <w:rPr>
+          <w:b w:val="0"/>
+          <w:i w:val="0"/>
+        </w:rPr>
+        <w:t>What it means for this portfolio: This is not a loss estimate; it is the chance that the plan has to absorb a bad year somewhere in the glide, which is what makes the drawdown numbers worth reading.</w:t>
+      </w:r>
+    </w:p>
+    <w:p>
+      <w:r>
+        <w:rPr>
+          <w:b w:val="0"/>
+          <w:i/>
+        </w:rPr>
+        <w:t>The trap: 'At least one bear year' is a low bar; 60% here does not mean 60% chance of failure.</w:t>
+      </w:r>
+    </w:p>
+    <w:p>
+      <w:r>
+        <w:rPr>
+          <w:b w:val="0"/>
+          <w:i w:val="0"/>
+        </w:rPr>
+        <w:t>What to do: Pair it with expected duration and terminal percentiles, not with the headline.</w:t>
+      </w:r>
+    </w:p>
+    <w:p>
+      <w:r>
+        <w:rPr>
+          <w:b/>
+          <w:i w:val="0"/>
+        </w:rPr>
+        <w:t>Data provenance (source / as-of)</w:t>
+      </w:r>
+    </w:p>
+    <w:p>
+      <w:r>
+        <w:rPr>
+          <w:b w:val="0"/>
+          <w:i w:val="0"/>
+        </w:rPr>
+        <w:t>Calculation: prices resolved from: cache (8); earliest as-of 2026-10-09 = cache</w:t>
+      </w:r>
+    </w:p>
+    <w:p>
+      <w:r>
+        <w:rPr>
+          <w:b w:val="0"/>
+          <w:i w:val="0"/>
+        </w:rPr>
+        <w:t>What it means for this portfolio: Two runs of the same portfolio disagree most often because of data vintage, not mathematics. This is the vintage this run used.</w:t>
+      </w:r>
+    </w:p>
+    <w:p>
+      <w:r>
+        <w:rPr>
+          <w:b w:val="0"/>
+          <w:i/>
+        </w:rPr>
+        <w:t>The trap: Offline reproducibility and live freshness are different goals; the report states which one it used.</w:t>
+      </w:r>
+    </w:p>
+    <w:p>
+      <w:r>
+        <w:rPr>
+          <w:b w:val="0"/>
+          <w:i w:val="0"/>
+        </w:rPr>
+        <w:t>What to do: Refresh with `python scripts/build_offline_dataset.py` when you need current prices, or run with --offline for a reproducible result.</w:t>
+      </w:r>
+    </w:p>
+    <w:p>
+      <w:r>
+        <w:rPr>
+          <w:b/>
+          <w:i w:val="0"/>
+        </w:rPr>
+        <w:t>GRP-01 — Correlated group 'Growth/Consumer-Tech' total weight</w:t>
+      </w:r>
+    </w:p>
+    <w:p>
+      <w:r>
+        <w:rPr>
+          <w:b w:val="0"/>
+          <w:i w:val="0"/>
+        </w:rPr>
+        <w:t>Calculation: measured 0.4500 against threshold 0.3000 = HIGH</w:t>
+      </w:r>
+    </w:p>
+    <w:p>
+      <w:r>
+        <w:rPr>
+          <w:b w:val="0"/>
+          <w:i w:val="0"/>
+        </w:rPr>
+        <w:t>What it means for this portfolio: Group 'Growth/Consumer-Tech' (ADBE, DIS, DUOL) totals 45.0% vs a 30.0% cap.</w:t>
+      </w:r>
+    </w:p>
+    <w:p>
+      <w:r>
+        <w:rPr>
+          <w:b w:val="0"/>
+          <w:i/>
+        </w:rPr>
+        <w:t>The trap: Correlation is estimated on shared history, so a cluster can be understated when a holding has a short record.</w:t>
+      </w:r>
+    </w:p>
+    <w:p>
+      <w:r>
+        <w:rPr>
+          <w:b w:val="0"/>
+          <w:i w:val="0"/>
+        </w:rPr>
+        <w:t>What to do: Trim the 'Growth/Consumer-Tech' group (ADBE, DIS, DUOL) toward 30.0%; these holdings move together and diversification is overstated.</w:t>
+      </w:r>
+    </w:p>
+    <w:p>
+      <w:r>
+        <w:rPr>
+          <w:b/>
+          <w:i w:val="0"/>
+        </w:rPr>
+        <w:t>MODEL-05 — Monte Carlo vs historical bootstrap disagreement</w:t>
+      </w:r>
+    </w:p>
+    <w:p>
+      <w:r>
+        <w:rPr>
+          <w:b w:val="0"/>
+          <w:i w:val="0"/>
+        </w:rPr>
+        <w:t>Calculation: measured 1.0000 against threshold 1.0000 = HIGH</w:t>
+      </w:r>
+    </w:p>
+    <w:p>
+      <w:r>
+        <w:rPr>
+          <w:b w:val="0"/>
+          <w:i w:val="0"/>
+        </w:rPr>
+        <w:t>What it means for this portfolio: reserve funded differs by 64.0%.</w:t>
+      </w:r>
+    </w:p>
+    <w:p>
+      <w:r>
+        <w:rPr>
+          <w:b w:val="0"/>
+          <w:i/>
+        </w:rPr>
+        <w:t>The trap: The engines answer different questions, so some spread is expected. Only a spread in a decision-relevant metric matters.</w:t>
+      </w:r>
+    </w:p>
+    <w:p>
+      <w:r>
+        <w:rPr>
+          <w:b w:val="0"/>
+          <w:i w:val="0"/>
+        </w:rPr>
+        <w:t>What to do: Report ranges, not point estimates; make reserve/funding decisions using the conservative bootstrap engine.</w:t>
+      </w:r>
+    </w:p>
+    <w:p>
+      <w:r>
+        <w:rPr>
+          <w:b/>
+          <w:i w:val="0"/>
+        </w:rPr>
+        <w:t>RESV-04 — Probability all 10 reserve payments funded</w:t>
+      </w:r>
+    </w:p>
+    <w:p>
+      <w:r>
+        <w:rPr>
+          <w:b w:val="0"/>
+          <w:i w:val="0"/>
+        </w:rPr>
+        <w:t>Calculation: measured 0.1943 against threshold 0.9000 = HIGH</w:t>
+      </w:r>
+    </w:p>
+    <w:p>
+      <w:r>
+        <w:rPr>
+          <w:b w:val="0"/>
+          <w:i w:val="0"/>
+        </w:rPr>
+        <w:t>What it means for this portfolio: MC 83.4% / bootstrap 19.4% vs a 90.0% planning standard.</w:t>
+      </w:r>
+    </w:p>
+    <w:p>
+      <w:r>
+        <w:rPr>
+          <w:b w:val="0"/>
+          <w:i/>
+        </w:rPr>
+        <w:t>The trap: It requires the reserve to be intact at each payment date; a simulation that ends solvent but was empty in 2037 still fails.</w:t>
+      </w:r>
+    </w:p>
+    <w:p>
+      <w:r>
+        <w:rPr>
+          <w:b w:val="0"/>
+          <w:i w:val="0"/>
+        </w:rPr>
+        <w:t>What to do: Increase the reserve discount buffer, extend the glide path, or reduce payment size; plan against the conservative engine.</w:t>
+      </w:r>
+    </w:p>
     <w:sectPr>
       <w:pgSz w:w="12240" w:h="15840"/>
       <w:pgMar w:top="1440" w:right="1800" w:bottom="1440" w:left="1800" w:header="720" w:footer="720" w:gutter="0"/>

--- a/portfolio_model/outputs/web/variant/report/portfolio_analysis_report.docx
+++ b/portfolio_model/outputs/web/variant/report/portfolio_analysis_report.docx
@@ -16,7 +16,7 @@
           <w:b w:val="0"/>
           <w:i/>
         </w:rPr>
-        <w:t>Prepared for: Laura Gao Portfolio | Generated 2026-10-12 00:25 UTC | Seed 42 | 10,000 simulations | Model v1.0.0</w:t>
+        <w:t>Prepared for: Laura Gao Portfolio | Generated 2026-10-12 00:33 UTC | Seed 42 | 10,000 simulations | Model v1.0.0</w:t>
       </w:r>
     </w:p>
     <w:p>

--- a/portfolio_model/outputs/web/variant/report/portfolio_analysis_report.docx
+++ b/portfolio_model/outputs/web/variant/report/portfolio_analysis_report.docx
@@ -16,7 +16,7 @@
           <w:b w:val="0"/>
           <w:i/>
         </w:rPr>
-        <w:t>Prepared for: Laura Gao Portfolio | Generated 2026-10-12 00:33 UTC | Seed 42 | 10,000 simulations | Model v1.0.0</w:t>
+        <w:t>Prepared for: Laura Gao Portfolio | Generated 2026-10-12 00:37 UTC | Seed 42 | 10,000 simulations | Model v1.0.0</w:t>
       </w:r>
     </w:p>
     <w:p>

--- a/portfolio_model/outputs/web/variant/report/portfolio_analysis_report.docx
+++ b/portfolio_model/outputs/web/variant/report/portfolio_analysis_report.docx
@@ -16,7 +16,7 @@
           <w:b w:val="0"/>
           <w:i/>
         </w:rPr>
-        <w:t>Prepared for: Laura Gao Portfolio | Generated 2026-10-12 00:37 UTC | Seed 42 | 10,000 simulations | Model v1.0.0</w:t>
+        <w:t>Prepared for: Laura Gao Portfolio | Generated 2026-10-12 01:06 UTC | Seed 42 | 10,000 simulations | Model v1.0.0</w:t>
       </w:r>
     </w:p>
     <w:p>
@@ -18928,6 +18928,1007 @@
         <w:t>What to do: Increase the reserve discount buffer, extend the glide path, or reduce payment size; plan against the conservative engine.</w:t>
       </w:r>
     </w:p>
+    <w:p>
+      <w:r>
+        <w:br w:type="page"/>
+      </w:r>
+    </w:p>
+    <w:p>
+      <w:pPr>
+        <w:pStyle w:val="Heading1"/>
+      </w:pPr>
+      <w:r>
+        <w:t>Appendix C. Position-by-Position Guide</w:t>
+      </w:r>
+    </w:p>
+    <w:p>
+      <w:r>
+        <w:rPr>
+          <w:b w:val="0"/>
+          <w:i/>
+        </w:rPr>
+        <w:t>What each holding contributes, how much of the plan it carries, and the specific thing to watch about it. Every value is this run's own measurement.</w:t>
+      </w:r>
+    </w:p>
+    <w:tbl>
+      <w:tblPr>
+        <w:tblStyle w:val="LightGrid-Accent1"/>
+        <w:tblW w:type="auto" w:w="0"/>
+        <w:tblLook w:firstColumn="1" w:firstRow="1" w:lastColumn="0" w:lastRow="0" w:noHBand="0" w:noVBand="1" w:val="04A0"/>
+      </w:tblPr>
+      <w:tblGrid>
+        <w:gridCol w:w="960"/>
+        <w:gridCol w:w="960"/>
+        <w:gridCol w:w="960"/>
+        <w:gridCol w:w="960"/>
+        <w:gridCol w:w="960"/>
+        <w:gridCol w:w="960"/>
+        <w:gridCol w:w="960"/>
+        <w:gridCol w:w="960"/>
+        <w:gridCol w:w="960"/>
+      </w:tblGrid>
+      <w:tr>
+        <w:tc>
+          <w:tcPr>
+            <w:tcW w:type="dxa" w:w="960"/>
+          </w:tcPr>
+          <w:p>
+            <w:r>
+              <w:rPr>
+                <w:b/>
+                <w:sz w:val="16"/>
+              </w:rPr>
+              <w:t>ticker</w:t>
+            </w:r>
+          </w:p>
+        </w:tc>
+        <w:tc>
+          <w:tcPr>
+            <w:tcW w:type="dxa" w:w="960"/>
+          </w:tcPr>
+          <w:p>
+            <w:r>
+              <w:rPr>
+                <w:b/>
+                <w:sz w:val="16"/>
+              </w:rPr>
+              <w:t>weight</w:t>
+            </w:r>
+          </w:p>
+        </w:tc>
+        <w:tc>
+          <w:tcPr>
+            <w:tcW w:type="dxa" w:w="960"/>
+          </w:tcPr>
+          <w:p>
+            <w:r>
+              <w:rPr>
+                <w:b/>
+                <w:sz w:val="16"/>
+              </w:rPr>
+              <w:t>role</w:t>
+            </w:r>
+          </w:p>
+        </w:tc>
+        <w:tc>
+          <w:tcPr>
+            <w:tcW w:type="dxa" w:w="960"/>
+          </w:tcPr>
+          <w:p>
+            <w:r>
+              <w:rPr>
+                <w:b/>
+                <w:sz w:val="16"/>
+              </w:rPr>
+              <w:t>expected_return</w:t>
+            </w:r>
+          </w:p>
+        </w:tc>
+        <w:tc>
+          <w:tcPr>
+            <w:tcW w:type="dxa" w:w="960"/>
+          </w:tcPr>
+          <w:p>
+            <w:r>
+              <w:rPr>
+                <w:b/>
+                <w:sz w:val="16"/>
+              </w:rPr>
+              <w:t>volatility</w:t>
+            </w:r>
+          </w:p>
+        </w:tc>
+        <w:tc>
+          <w:tcPr>
+            <w:tcW w:type="dxa" w:w="960"/>
+          </w:tcPr>
+          <w:p>
+            <w:r>
+              <w:rPr>
+                <w:b/>
+                <w:sz w:val="16"/>
+              </w:rPr>
+              <w:t>contribution_12m</w:t>
+            </w:r>
+          </w:p>
+        </w:tc>
+        <w:tc>
+          <w:tcPr>
+            <w:tcW w:type="dxa" w:w="960"/>
+          </w:tcPr>
+          <w:p>
+            <w:r>
+              <w:rPr>
+                <w:b/>
+                <w:sz w:val="16"/>
+              </w:rPr>
+              <w:t>confidence</w:t>
+            </w:r>
+          </w:p>
+        </w:tc>
+        <w:tc>
+          <w:tcPr>
+            <w:tcW w:type="dxa" w:w="960"/>
+          </w:tcPr>
+          <w:p>
+            <w:r>
+              <w:rPr>
+                <w:b/>
+                <w:sz w:val="16"/>
+              </w:rPr>
+              <w:t>history</w:t>
+            </w:r>
+          </w:p>
+        </w:tc>
+        <w:tc>
+          <w:tcPr>
+            <w:tcW w:type="dxa" w:w="960"/>
+          </w:tcPr>
+          <w:p>
+            <w:r>
+              <w:rPr>
+                <w:b/>
+                <w:sz w:val="16"/>
+              </w:rPr>
+              <w:t>what_to_watch</w:t>
+            </w:r>
+          </w:p>
+        </w:tc>
+      </w:tr>
+      <w:tr>
+        <w:tc>
+          <w:tcPr>
+            <w:tcW w:type="dxa" w:w="960"/>
+          </w:tcPr>
+          <w:p>
+            <w:r>
+              <w:rPr>
+                <w:sz w:val="16"/>
+              </w:rPr>
+              <w:t>ADBE</w:t>
+            </w:r>
+          </w:p>
+        </w:tc>
+        <w:tc>
+          <w:tcPr>
+            <w:tcW w:type="dxa" w:w="960"/>
+          </w:tcPr>
+          <w:p>
+            <w:r>
+              <w:rPr>
+                <w:sz w:val="16"/>
+              </w:rPr>
+              <w:t>0.220</w:t>
+            </w:r>
+          </w:p>
+        </w:tc>
+        <w:tc>
+          <w:tcPr>
+            <w:tcW w:type="dxa" w:w="960"/>
+          </w:tcPr>
+          <w:p>
+            <w:r>
+              <w:rPr>
+                <w:sz w:val="16"/>
+              </w:rPr>
+              <w:t>Core exposure at 22% of the plan with 28% annual volatility.</w:t>
+            </w:r>
+          </w:p>
+        </w:tc>
+        <w:tc>
+          <w:tcPr>
+            <w:tcW w:type="dxa" w:w="960"/>
+          </w:tcPr>
+          <w:p>
+            <w:r>
+              <w:rPr>
+                <w:sz w:val="16"/>
+              </w:rPr>
+              <w:t>12.0%</w:t>
+            </w:r>
+          </w:p>
+        </w:tc>
+        <w:tc>
+          <w:tcPr>
+            <w:tcW w:type="dxa" w:w="960"/>
+          </w:tcPr>
+          <w:p>
+            <w:r>
+              <w:rPr>
+                <w:sz w:val="16"/>
+              </w:rPr>
+              <w:t>28.0%</w:t>
+            </w:r>
+          </w:p>
+        </w:tc>
+        <w:tc>
+          <w:tcPr>
+            <w:tcW w:type="dxa" w:w="960"/>
+          </w:tcPr>
+          <w:p>
+            <w:r>
+              <w:rPr>
+                <w:sz w:val="16"/>
+              </w:rPr>
+              <w:t>-6.3%</w:t>
+            </w:r>
+          </w:p>
+        </w:tc>
+        <w:tc>
+          <w:tcPr>
+            <w:tcW w:type="dxa" w:w="960"/>
+          </w:tcPr>
+          <w:p>
+            <w:r>
+              <w:rPr>
+                <w:sz w:val="16"/>
+              </w:rPr>
+              <w:t>High</w:t>
+            </w:r>
+          </w:p>
+        </w:tc>
+        <w:tc>
+          <w:tcPr>
+            <w:tcW w:type="dxa" w:w="960"/>
+          </w:tcPr>
+          <w:p>
+            <w:r>
+              <w:rPr>
+                <w:sz w:val="16"/>
+              </w:rPr>
+              <w:t>6733 rows from 2000-01-03 to 2026-10-09 (cache)</w:t>
+            </w:r>
+          </w:p>
+        </w:tc>
+        <w:tc>
+          <w:tcPr>
+            <w:tcW w:type="dxa" w:w="960"/>
+          </w:tcPr>
+          <w:p>
+            <w:r>
+              <w:rPr>
+                <w:sz w:val="16"/>
+              </w:rPr>
+              <w:t>Within 20% of the position cap (22.0% vs 25.0%); any drift puts it in breach.</w:t>
+            </w:r>
+          </w:p>
+        </w:tc>
+      </w:tr>
+      <w:tr>
+        <w:tc>
+          <w:tcPr>
+            <w:tcW w:type="dxa" w:w="960"/>
+          </w:tcPr>
+          <w:p>
+            <w:r>
+              <w:rPr>
+                <w:sz w:val="16"/>
+              </w:rPr>
+              <w:t>CASH</w:t>
+            </w:r>
+          </w:p>
+        </w:tc>
+        <w:tc>
+          <w:tcPr>
+            <w:tcW w:type="dxa" w:w="960"/>
+          </w:tcPr>
+          <w:p>
+            <w:r>
+              <w:rPr>
+                <w:sz w:val="16"/>
+              </w:rPr>
+              <w:t>0.125</w:t>
+            </w:r>
+          </w:p>
+        </w:tc>
+        <w:tc>
+          <w:tcPr>
+            <w:tcW w:type="dxa" w:w="960"/>
+          </w:tcPr>
+          <w:p>
+            <w:r>
+              <w:rPr>
+                <w:sz w:val="16"/>
+              </w:rPr>
+              <w:t>Buffer: excluded from the simulations, so it earns nothing in any scenario and is there only to fund the first payments without selling.</w:t>
+            </w:r>
+          </w:p>
+        </w:tc>
+        <w:tc>
+          <w:tcPr>
+            <w:tcW w:type="dxa" w:w="960"/>
+          </w:tcPr>
+          <w:p>
+            <w:r>
+              <w:rPr>
+                <w:sz w:val="16"/>
+              </w:rPr>
+              <w:t>4.1%</w:t>
+            </w:r>
+          </w:p>
+        </w:tc>
+        <w:tc>
+          <w:tcPr>
+            <w:tcW w:type="dxa" w:w="960"/>
+          </w:tcPr>
+          <w:p>
+            <w:r>
+              <w:rPr>
+                <w:sz w:val="16"/>
+              </w:rPr>
+              <w:t>0.0%</w:t>
+            </w:r>
+          </w:p>
+        </w:tc>
+        <w:tc>
+          <w:tcPr>
+            <w:tcW w:type="dxa" w:w="960"/>
+          </w:tcPr>
+          <w:p>
+            <w:r>
+              <w:rPr>
+                <w:sz w:val="16"/>
+              </w:rPr>
+              <w:t>0.5%</w:t>
+            </w:r>
+          </w:p>
+        </w:tc>
+        <w:tc>
+          <w:tcPr>
+            <w:tcW w:type="dxa" w:w="960"/>
+          </w:tcPr>
+          <w:p>
+            <w:r>
+              <w:rPr>
+                <w:sz w:val="16"/>
+              </w:rPr>
+              <w:t>High</w:t>
+            </w:r>
+          </w:p>
+        </w:tc>
+        <w:tc>
+          <w:tcPr>
+            <w:tcW w:type="dxa" w:w="960"/>
+          </w:tcPr>
+          <w:p>
+            <w:r>
+              <w:rPr>
+                <w:sz w:val="16"/>
+              </w:rPr>
+              <w:t>not a market series (cash-like or excluded)</w:t>
+            </w:r>
+          </w:p>
+        </w:tc>
+        <w:tc>
+          <w:tcPr>
+            <w:tcW w:type="dxa" w:w="960"/>
+          </w:tcPr>
+          <w:p>
+            <w:r>
+              <w:rPr>
+                <w:sz w:val="16"/>
+              </w:rPr>
+              <w:t>12.5% of the plan in Cash, inside every cap and not part of a correlated cluster.</w:t>
+            </w:r>
+          </w:p>
+        </w:tc>
+      </w:tr>
+      <w:tr>
+        <w:tc>
+          <w:tcPr>
+            <w:tcW w:type="dxa" w:w="960"/>
+          </w:tcPr>
+          <w:p>
+            <w:r>
+              <w:rPr>
+                <w:sz w:val="16"/>
+              </w:rPr>
+              <w:t>DIS</w:t>
+            </w:r>
+          </w:p>
+        </w:tc>
+        <w:tc>
+          <w:tcPr>
+            <w:tcW w:type="dxa" w:w="960"/>
+          </w:tcPr>
+          <w:p>
+            <w:r>
+              <w:rPr>
+                <w:sz w:val="16"/>
+              </w:rPr>
+              <w:t>0.095</w:t>
+            </w:r>
+          </w:p>
+        </w:tc>
+        <w:tc>
+          <w:tcPr>
+            <w:tcW w:type="dxa" w:w="960"/>
+          </w:tcPr>
+          <w:p>
+            <w:r>
+              <w:rPr>
+                <w:sz w:val="16"/>
+              </w:rPr>
+              <w:t>Core exposure at 9% of the plan with 30% annual volatility.</w:t>
+            </w:r>
+          </w:p>
+        </w:tc>
+        <w:tc>
+          <w:tcPr>
+            <w:tcW w:type="dxa" w:w="960"/>
+          </w:tcPr>
+          <w:p>
+            <w:r>
+              <w:rPr>
+                <w:sz w:val="16"/>
+              </w:rPr>
+              <w:t>8.0%</w:t>
+            </w:r>
+          </w:p>
+        </w:tc>
+        <w:tc>
+          <w:tcPr>
+            <w:tcW w:type="dxa" w:w="960"/>
+          </w:tcPr>
+          <w:p>
+            <w:r>
+              <w:rPr>
+                <w:sz w:val="16"/>
+              </w:rPr>
+              <w:t>30.0%</w:t>
+            </w:r>
+          </w:p>
+        </w:tc>
+        <w:tc>
+          <w:tcPr>
+            <w:tcW w:type="dxa" w:w="960"/>
+          </w:tcPr>
+          <w:p>
+            <w:r>
+              <w:rPr>
+                <w:sz w:val="16"/>
+              </w:rPr>
+              <w:t>-0.3%</w:t>
+            </w:r>
+          </w:p>
+        </w:tc>
+        <w:tc>
+          <w:tcPr>
+            <w:tcW w:type="dxa" w:w="960"/>
+          </w:tcPr>
+          <w:p>
+            <w:r>
+              <w:rPr>
+                <w:sz w:val="16"/>
+              </w:rPr>
+              <w:t>High</w:t>
+            </w:r>
+          </w:p>
+        </w:tc>
+        <w:tc>
+          <w:tcPr>
+            <w:tcW w:type="dxa" w:w="960"/>
+          </w:tcPr>
+          <w:p>
+            <w:r>
+              <w:rPr>
+                <w:sz w:val="16"/>
+              </w:rPr>
+              <w:t>6733 rows from 2000-01-03 to 2026-10-09 (cache)</w:t>
+            </w:r>
+          </w:p>
+        </w:tc>
+        <w:tc>
+          <w:tcPr>
+            <w:tcW w:type="dxa" w:w="960"/>
+          </w:tcPr>
+          <w:p>
+            <w:r>
+              <w:rPr>
+                <w:sz w:val="16"/>
+              </w:rPr>
+              <w:t>9.5% of the plan in US Equity, inside every cap and not part of a correlated cluster.</w:t>
+            </w:r>
+          </w:p>
+        </w:tc>
+      </w:tr>
+      <w:tr>
+        <w:tc>
+          <w:tcPr>
+            <w:tcW w:type="dxa" w:w="960"/>
+          </w:tcPr>
+          <w:p>
+            <w:r>
+              <w:rPr>
+                <w:sz w:val="16"/>
+              </w:rPr>
+              <w:t>DUOL</w:t>
+            </w:r>
+          </w:p>
+        </w:tc>
+        <w:tc>
+          <w:tcPr>
+            <w:tcW w:type="dxa" w:w="960"/>
+          </w:tcPr>
+          <w:p>
+            <w:r>
+              <w:rPr>
+                <w:sz w:val="16"/>
+              </w:rPr>
+              <w:t>0.135</w:t>
+            </w:r>
+          </w:p>
+        </w:tc>
+        <w:tc>
+          <w:tcPr>
+            <w:tcW w:type="dxa" w:w="960"/>
+          </w:tcPr>
+          <w:p>
+            <w:r>
+              <w:rPr>
+                <w:sz w:val="16"/>
+              </w:rPr>
+              <w:t>High-volatility engine: 40% annual volatility drives most of the spread in the terminal distribution.</w:t>
+            </w:r>
+          </w:p>
+        </w:tc>
+        <w:tc>
+          <w:tcPr>
+            <w:tcW w:type="dxa" w:w="960"/>
+          </w:tcPr>
+          <w:p>
+            <w:r>
+              <w:rPr>
+                <w:sz w:val="16"/>
+              </w:rPr>
+              <w:t>14.0%</w:t>
+            </w:r>
+          </w:p>
+        </w:tc>
+        <w:tc>
+          <w:tcPr>
+            <w:tcW w:type="dxa" w:w="960"/>
+          </w:tcPr>
+          <w:p>
+            <w:r>
+              <w:rPr>
+                <w:sz w:val="16"/>
+              </w:rPr>
+              <w:t>40.0%</w:t>
+            </w:r>
+          </w:p>
+        </w:tc>
+        <w:tc>
+          <w:tcPr>
+            <w:tcW w:type="dxa" w:w="960"/>
+          </w:tcPr>
+          <w:p>
+            <w:r>
+              <w:rPr>
+                <w:sz w:val="16"/>
+              </w:rPr>
+              <w:t>-6.0%</w:t>
+            </w:r>
+          </w:p>
+        </w:tc>
+        <w:tc>
+          <w:tcPr>
+            <w:tcW w:type="dxa" w:w="960"/>
+          </w:tcPr>
+          <w:p>
+            <w:r>
+              <w:rPr>
+                <w:sz w:val="16"/>
+              </w:rPr>
+              <w:t>Medium</w:t>
+            </w:r>
+          </w:p>
+        </w:tc>
+        <w:tc>
+          <w:tcPr>
+            <w:tcW w:type="dxa" w:w="960"/>
+          </w:tcPr>
+          <w:p>
+            <w:r>
+              <w:rPr>
+                <w:sz w:val="16"/>
+              </w:rPr>
+              <w:t>1307 rows from 2021-07-28 to 2026-10-09 (cache)</w:t>
+            </w:r>
+          </w:p>
+        </w:tc>
+        <w:tc>
+          <w:tcPr>
+            <w:tcW w:type="dxa" w:w="960"/>
+          </w:tcPr>
+          <w:p>
+            <w:r>
+              <w:rPr>
+                <w:sz w:val="16"/>
+              </w:rPr>
+              <w:t>13.5% of the plan in US Equity, inside every cap and not part of a correlated cluster.</w:t>
+            </w:r>
+          </w:p>
+        </w:tc>
+      </w:tr>
+      <w:tr>
+        <w:tc>
+          <w:tcPr>
+            <w:tcW w:type="dxa" w:w="960"/>
+          </w:tcPr>
+          <w:p>
+            <w:r>
+              <w:rPr>
+                <w:sz w:val="16"/>
+              </w:rPr>
+              <w:t>IEF</w:t>
+            </w:r>
+          </w:p>
+        </w:tc>
+        <w:tc>
+          <w:tcPr>
+            <w:tcW w:type="dxa" w:w="960"/>
+          </w:tcPr>
+          <w:p>
+            <w:r>
+              <w:rPr>
+                <w:sz w:val="16"/>
+              </w:rPr>
+              <w:t>0.043</w:t>
+            </w:r>
+          </w:p>
+        </w:tc>
+        <w:tc>
+          <w:tcPr>
+            <w:tcW w:type="dxa" w:w="960"/>
+          </w:tcPr>
+          <w:p>
+            <w:r>
+              <w:rPr>
+                <w:sz w:val="16"/>
+              </w:rPr>
+              <w:t>Stabiliser: low volatility, so its job is to shorten drawdowns rather than add return.</w:t>
+            </w:r>
+          </w:p>
+        </w:tc>
+        <w:tc>
+          <w:tcPr>
+            <w:tcW w:type="dxa" w:w="960"/>
+          </w:tcPr>
+          <w:p>
+            <w:r>
+              <w:rPr>
+                <w:sz w:val="16"/>
+              </w:rPr>
+              <w:t>4.5%</w:t>
+            </w:r>
+          </w:p>
+        </w:tc>
+        <w:tc>
+          <w:tcPr>
+            <w:tcW w:type="dxa" w:w="960"/>
+          </w:tcPr>
+          <w:p>
+            <w:r>
+              <w:rPr>
+                <w:sz w:val="16"/>
+              </w:rPr>
+              <w:t>7.0%</w:t>
+            </w:r>
+          </w:p>
+        </w:tc>
+        <w:tc>
+          <w:tcPr>
+            <w:tcW w:type="dxa" w:w="960"/>
+          </w:tcPr>
+          <w:p>
+            <w:r>
+              <w:rPr>
+                <w:sz w:val="16"/>
+              </w:rPr>
+              <w:t>-0.2%</w:t>
+            </w:r>
+          </w:p>
+        </w:tc>
+        <w:tc>
+          <w:tcPr>
+            <w:tcW w:type="dxa" w:w="960"/>
+          </w:tcPr>
+          <w:p>
+            <w:r>
+              <w:rPr>
+                <w:sz w:val="16"/>
+              </w:rPr>
+              <w:t>High</w:t>
+            </w:r>
+          </w:p>
+        </w:tc>
+        <w:tc>
+          <w:tcPr>
+            <w:tcW w:type="dxa" w:w="960"/>
+          </w:tcPr>
+          <w:p>
+            <w:r>
+              <w:rPr>
+                <w:sz w:val="16"/>
+              </w:rPr>
+              <w:t>6089 rows from 2002-07-30 to 2026-10-09 (cache)</w:t>
+            </w:r>
+          </w:p>
+        </w:tc>
+        <w:tc>
+          <w:tcPr>
+            <w:tcW w:type="dxa" w:w="960"/>
+          </w:tcPr>
+          <w:p>
+            <w:r>
+              <w:rPr>
+                <w:sz w:val="16"/>
+              </w:rPr>
+              <w:t>Part of one bet with IEF, SHY: mean correlation 0.78, combined weight 17.5%, which is within the 30.0% group cap.</w:t>
+            </w:r>
+          </w:p>
+        </w:tc>
+      </w:tr>
+      <w:tr>
+        <w:tc>
+          <w:tcPr>
+            <w:tcW w:type="dxa" w:w="960"/>
+          </w:tcPr>
+          <w:p>
+            <w:r>
+              <w:rPr>
+                <w:sz w:val="16"/>
+              </w:rPr>
+              <w:t>SHY</w:t>
+            </w:r>
+          </w:p>
+        </w:tc>
+        <w:tc>
+          <w:tcPr>
+            <w:tcW w:type="dxa" w:w="960"/>
+          </w:tcPr>
+          <w:p>
+            <w:r>
+              <w:rPr>
+                <w:sz w:val="16"/>
+              </w:rPr>
+              <w:t>0.132</w:t>
+            </w:r>
+          </w:p>
+        </w:tc>
+        <w:tc>
+          <w:tcPr>
+            <w:tcW w:type="dxa" w:w="960"/>
+          </w:tcPr>
+          <w:p>
+            <w:r>
+              <w:rPr>
+                <w:sz w:val="16"/>
+              </w:rPr>
+              <w:t>Stabiliser: low volatility, so its job is to shorten drawdowns rather than add return.</w:t>
+            </w:r>
+          </w:p>
+        </w:tc>
+        <w:tc>
+          <w:tcPr>
+            <w:tcW w:type="dxa" w:w="960"/>
+          </w:tcPr>
+          <w:p>
+            <w:r>
+              <w:rPr>
+                <w:sz w:val="16"/>
+              </w:rPr>
+              <w:t>4.2%</w:t>
+            </w:r>
+          </w:p>
+        </w:tc>
+        <w:tc>
+          <w:tcPr>
+            <w:tcW w:type="dxa" w:w="960"/>
+          </w:tcPr>
+          <w:p>
+            <w:r>
+              <w:rPr>
+                <w:sz w:val="16"/>
+              </w:rPr>
+              <w:t>2.0%</w:t>
+            </w:r>
+          </w:p>
+        </w:tc>
+        <w:tc>
+          <w:tcPr>
+            <w:tcW w:type="dxa" w:w="960"/>
+          </w:tcPr>
+          <w:p>
+            <w:r>
+              <w:rPr>
+                <w:sz w:val="16"/>
+              </w:rPr>
+              <w:t>0.2%</w:t>
+            </w:r>
+          </w:p>
+        </w:tc>
+        <w:tc>
+          <w:tcPr>
+            <w:tcW w:type="dxa" w:w="960"/>
+          </w:tcPr>
+          <w:p>
+            <w:r>
+              <w:rPr>
+                <w:sz w:val="16"/>
+              </w:rPr>
+              <w:t>High</w:t>
+            </w:r>
+          </w:p>
+        </w:tc>
+        <w:tc>
+          <w:tcPr>
+            <w:tcW w:type="dxa" w:w="960"/>
+          </w:tcPr>
+          <w:p>
+            <w:r>
+              <w:rPr>
+                <w:sz w:val="16"/>
+              </w:rPr>
+              <w:t>6089 rows from 2002-07-30 to 2026-10-09 (cache)</w:t>
+            </w:r>
+          </w:p>
+        </w:tc>
+        <w:tc>
+          <w:tcPr>
+            <w:tcW w:type="dxa" w:w="960"/>
+          </w:tcPr>
+          <w:p>
+            <w:r>
+              <w:rPr>
+                <w:sz w:val="16"/>
+              </w:rPr>
+              <w:t>Part of one bet with IEF, SHY: mean correlation 0.78, combined weight 17.5%, which is within the 30.0% group cap.</w:t>
+            </w:r>
+          </w:p>
+        </w:tc>
+      </w:tr>
+      <w:tr>
+        <w:tc>
+          <w:tcPr>
+            <w:tcW w:type="dxa" w:w="960"/>
+          </w:tcPr>
+          <w:p>
+            <w:r>
+              <w:rPr>
+                <w:sz w:val="16"/>
+              </w:rPr>
+              <w:t>VOO</w:t>
+            </w:r>
+          </w:p>
+        </w:tc>
+        <w:tc>
+          <w:tcPr>
+            <w:tcW w:type="dxa" w:w="960"/>
+          </w:tcPr>
+          <w:p>
+            <w:r>
+              <w:rPr>
+                <w:sz w:val="16"/>
+              </w:rPr>
+              <w:t>0.250</w:t>
+            </w:r>
+          </w:p>
+        </w:tc>
+        <w:tc>
+          <w:tcPr>
+            <w:tcW w:type="dxa" w:w="960"/>
+          </w:tcPr>
+          <w:p>
+            <w:r>
+              <w:rPr>
+                <w:sz w:val="16"/>
+              </w:rPr>
+              <w:t>Core exposure at 25% of the plan with 15% annual volatility.</w:t>
+            </w:r>
+          </w:p>
+        </w:tc>
+        <w:tc>
+          <w:tcPr>
+            <w:tcW w:type="dxa" w:w="960"/>
+          </w:tcPr>
+          <w:p>
+            <w:r>
+              <w:rPr>
+                <w:sz w:val="16"/>
+              </w:rPr>
+              <w:t>9.0%</w:t>
+            </w:r>
+          </w:p>
+        </w:tc>
+        <w:tc>
+          <w:tcPr>
+            <w:tcW w:type="dxa" w:w="960"/>
+          </w:tcPr>
+          <w:p>
+            <w:r>
+              <w:rPr>
+                <w:sz w:val="16"/>
+              </w:rPr>
+              <w:t>15.0%</w:t>
+            </w:r>
+          </w:p>
+        </w:tc>
+        <w:tc>
+          <w:tcPr>
+            <w:tcW w:type="dxa" w:w="960"/>
+          </w:tcPr>
+          <w:p>
+            <w:r>
+              <w:rPr>
+                <w:sz w:val="16"/>
+              </w:rPr>
+              <w:t>3.9%</w:t>
+            </w:r>
+          </w:p>
+        </w:tc>
+        <w:tc>
+          <w:tcPr>
+            <w:tcW w:type="dxa" w:w="960"/>
+          </w:tcPr>
+          <w:p>
+            <w:r>
+              <w:rPr>
+                <w:sz w:val="16"/>
+              </w:rPr>
+              <w:t>High</w:t>
+            </w:r>
+          </w:p>
+        </w:tc>
+        <w:tc>
+          <w:tcPr>
+            <w:tcW w:type="dxa" w:w="960"/>
+          </w:tcPr>
+          <w:p>
+            <w:r>
+              <w:rPr>
+                <w:sz w:val="16"/>
+              </w:rPr>
+              <w:t>4046 rows from 2010-09-09 to 2026-10-09 (cache)</w:t>
+            </w:r>
+          </w:p>
+        </w:tc>
+        <w:tc>
+          <w:tcPr>
+            <w:tcW w:type="dxa" w:w="960"/>
+          </w:tcPr>
+          <w:p>
+            <w:r>
+              <w:rPr>
+                <w:sz w:val="16"/>
+              </w:rPr>
+              <w:t>Within 20% of the position cap (25.0% vs 25.0%); any drift puts it in breach.</w:t>
+            </w:r>
+          </w:p>
+        </w:tc>
+      </w:tr>
+    </w:tbl>
     <w:sectPr>
       <w:pgSz w:w="12240" w:h="15840"/>
       <w:pgMar w:top="1440" w:right="1800" w:bottom="1440" w:left="1800" w:header="720" w:footer="720" w:gutter="0"/>
